--- a/眼科医院PLS能力建设数字工作站使用说明.docx
+++ b/眼科医院PLS能力建设数字工作站使用说明.docx
@@ -15,7 +15,7 @@
         <w:pStyle w:val="GuideSubtitle"/>
       </w:pPr>
       <w:r>
-        <w:t>Digital PLS MVP演示版  供PLS客户与强生眼力健内部员工参考</w:t>
+        <w:t>Digital PLS演示版  供PLS客户与强生眼力健内部员工参考</w:t>
       </w:r>
     </w:p>
     <w:p/>
@@ -57,7 +57,7 @@
     </w:p>
     <w:p>
       <w:r>
-        <w:t>“Digital PLS｜眼科医院PLS能力建设数字工作站”是面向PLS试点医院和强生眼力健项目团的数字化工作平台。当前MVP以“上海Happy卓越眼科医院”为单院示例，展示一家医院如何理解PLS、完成自评、制定30 60 90天行动、实施各部门流程并持续复盘。</w:t>
+        <w:t>“Digital PLS｜眼科医院PLS能力建设数字工作站”是面向PLS试点医院和强生眼力健项目团的数字化工作平台。当前演示版本以“上海Happy卓越眼科医院”为单院示例，展示一家医院如何理解PLS、完成自评、制定30 60 90天行动、实施各部门流程并持续复盘。</w:t>
       </w:r>
     </w:p>
     <w:p>
